--- a/briefs/south-carolina/slow-wage-growth/citizen-v2/citizen-brief.docx
+++ b/briefs/south-carolina/slow-wage-growth/citizen-v2/citizen-brief.docx
@@ -613,6 +613,1340 @@
     <w:p>
       <w:pPr>
         <w:widowControl/>
+        <w:spacing w:before="84" w:after="36" w:lineRule="auto" w:line="254"/>
+      </w:pPr>
+      <w:r>
+        <w:rPr>
+          <w:rFonts w:ascii="Arial" w:hAnsi="Arial" w:cs="Arial" w:eastAsia="Arial"/>
+          <w:b/>
+          <w:color w:val="C0392B"/>
+          <w:sz w:val="25"/>
+          <w:spacing w:val="20"/>
+        </w:rPr>
+        <w:t>PROPOSAL SPOTLIGHTS</w:t>
+      </w:r>
+    </w:p>
+    <w:p>
+      <w:pPr>
+        <w:widowControl/>
+        <w:spacing w:before="84" w:after="36" w:lineRule="auto" w:line="254"/>
+      </w:pPr>
+      <w:r>
+        <w:rPr>
+          <w:rFonts w:ascii="Arial" w:hAnsi="Arial" w:cs="Arial" w:eastAsia="Arial"/>
+          <w:b/>
+          <w:color w:val="C0392B"/>
+          <w:sz w:val="25"/>
+          <w:spacing w:val="20"/>
+        </w:rPr>
+        <w:t>RAISING THE MINIMUM WAGE [P-RAISE-MINIMUM-WAGE]</w:t>
+      </w:r>
+    </w:p>
+    <w:p>
+      <w:pPr>
+        <w:widowControl/>
+        <w:spacing w:before="0" w:after="49" w:lineRule="auto" w:line="247"/>
+        <w:jc w:val="both"/>
+      </w:pPr>
+      <w:r>
+        <w:rPr>
+          <w:rFonts w:ascii="Arial" w:hAnsi="Arial" w:cs="Arial" w:eastAsia="Arial"/>
+          <w:b/>
+          <w:color w:val="1A2D4F"/>
+          <w:sz w:val="20"/>
+        </w:rPr>
+        <w:t>Three bill designs, one referendum route, one constitutional amendment, one wage board — and not one recorded vote in eight years.</w:t>
+      </w:r>
+      <w:r>
+        <w:rPr>
+          <w:rFonts w:ascii="Arial" w:hAnsi="Arial" w:cs="Arial" w:eastAsia="Arial"/>
+          <w:b w:val="0"/>
+          <w:color w:val="444444"/>
+          <w:sz w:val="20"/>
+        </w:rPr>
+        <w:t xml:space="preserve"> The fixed-floor design sets a dollar amount above the federal rate while keeping the ban on higher local minimums: $10.10 (H3114, 2019), $13 (H3467, 2019; H3480, 2021), $15 (H3341, 2021), $10 (H5187, 2024). The phased design reaches its floor over three years with automatic inflation adjustments afterward: $10.10 (H3217, 2019; H3018, 2021; H3226, 2025), $12 (H3395, 2019), $15 (H3184, 2021). The $17 flat-floor design was refiled in all four sessions (H4154, H3675, H3805, H3809). The "SC Minimum Wage Act" family (S149, S159, S343, S634, S216, S291) has the workforce agency adjust the floor for inflation each year. Around the edges: S147 (2019) proposed a constitutional amendment, S633 (2021) and S28 (2023) asked for advisory ballot questions, and H3735 (2025) would let the state workforce agency convene wage boards to set minimum pay by occupation. Every one died in its first committee — House Labor, Commerce and Industry; House Ways and Means; Senate Labor, Commerce and Industry; or Senate Judiciary. The two wage floors that did pass were narrow and near-unanimous: S533 (Act 209 of 2022) banned subminimum pay for workers with disabilities, and S1001 (Act 192 of 2024) set a federal-minimum floor for inmates working in private prison-industry programs.</w:t>
+      </w:r>
+    </w:p>
+    <w:p>
+      <w:pPr>
+        <w:widowControl/>
+        <w:spacing w:before="84" w:after="36" w:lineRule="auto" w:line="254"/>
+      </w:pPr>
+      <w:r>
+        <w:rPr>
+          <w:rFonts w:ascii="Arial" w:hAnsi="Arial" w:cs="Arial" w:eastAsia="Arial"/>
+          <w:b/>
+          <w:color w:val="C0392B"/>
+          <w:sz w:val="25"/>
+          <w:spacing w:val="20"/>
+        </w:rPr>
+        <w:t>A YOUTH WAGE AND AGE BRACKETS [P-AGE-BRACKETED-MINIMUM-WAGE]</w:t>
+      </w:r>
+    </w:p>
+    <w:p>
+      <w:pPr>
+        <w:widowControl/>
+        <w:spacing w:before="0" w:after="49" w:lineRule="auto" w:line="247"/>
+        <w:jc w:val="both"/>
+      </w:pPr>
+      <w:r>
+        <w:rPr>
+          <w:rFonts w:ascii="Arial" w:hAnsi="Arial" w:cs="Arial" w:eastAsia="Arial"/>
+          <w:b/>
+          <w:color w:val="1A2D4F"/>
+          <w:sz w:val="20"/>
+        </w:rPr>
+        <w:t>Never filed.</w:t>
+      </w:r>
+      <w:r>
+        <w:rPr>
+          <w:rFonts w:ascii="Arial" w:hAnsi="Arial" w:cs="Arial" w:eastAsia="Arial"/>
+          <w:b w:val="0"/>
+          <w:color w:val="444444"/>
+          <w:sz w:val="20"/>
+        </w:rPr>
+        <w:t xml:space="preserve"> No bill from 2019–2026 proposes a youth wage, a training wage, or any age-based wage bracket; those terms return zero hits in every bill's full text, a finding the completeness gate verified statewide. Two facts frame the idea. First, there is no state minimum wage to bracket — the federal $7.25 floor applies, and federal law already allows a $4.25 youth training wage for a worker's first 90 days. Second, the one tiered-wage law the General Assembly passed moved the other way: S533 (Act 209 of 2022) removed a subminimum tier rather than creating one, 43–0 in the Senate.</w:t>
+      </w:r>
+    </w:p>
+    <w:p>
+      <w:pPr>
+        <w:widowControl/>
+        <w:spacing w:before="84" w:after="36" w:lineRule="auto" w:line="254"/>
+      </w:pPr>
+      <w:r>
+        <w:rPr>
+          <w:rFonts w:ascii="Arial" w:hAnsi="Arial" w:cs="Arial" w:eastAsia="Arial"/>
+          <w:b/>
+          <w:color w:val="C0392B"/>
+          <w:sz w:val="25"/>
+          <w:spacing w:val="20"/>
+        </w:rPr>
+        <w:t>APPRENTICESHIPS, CAREER PATHWAYS, AND TECHNICAL TRAINING [P-WORKFORCE-DEVELOPMENT]</w:t>
+      </w:r>
+    </w:p>
+    <w:p>
+      <w:pPr>
+        <w:widowControl/>
+        <w:spacing w:before="0" w:after="49" w:lineRule="auto" w:line="247"/>
+        <w:jc w:val="both"/>
+      </w:pPr>
+      <w:r>
+        <w:rPr>
+          <w:rFonts w:ascii="Arial" w:hAnsi="Arial" w:cs="Arial" w:eastAsia="Arial"/>
+          <w:b/>
+          <w:color w:val="1A2D4F"/>
+          <w:sz w:val="20"/>
+        </w:rPr>
+        <w:t>Six of the eight core laws in this record sit in this lane, and none of them lost a floor vote.</w:t>
+      </w:r>
+      <w:r>
+        <w:rPr>
+          <w:rFonts w:ascii="Arial" w:hAnsi="Arial" w:cs="Arial" w:eastAsia="Arial"/>
+          <w:b w:val="0"/>
+          <w:color w:val="444444"/>
+          <w:sz w:val="20"/>
+        </w:rPr>
+        <w:t xml:space="preserve"> Became law: SC WINS scholarships for technical college students in high-demand fields (H3144, Act 204 of 2022, 105–1 and 40–0); the restructured Coordinating Council for Workforce Development (H4766, Act 194 of 2022, 104–1 and 40–0); the Earn and Learn Act connecting students to registered apprenticeships for credit (H3605, Act 13 of 2023, 114–0 and 39–0); the Statewide Education and Workforce Development Act creating a single state workforce office and plan (H3726, Act 67 of 2023, 102–3 and 41–2); the bigger, longer apprentice tax credit (S557, Act 188 of 2024, 42–0 and 111–0); and the STEM Opportunity Act (H3863, Act 142 of 2026, 103–0 and 43–0). The unfinished business follows one pattern — passing one chamber and dying in the other's committee: WINS 1.0 (H3576, 2019, House 105–0), the career-pathways overhaul (H3759, House 100–3; S419, Senate 40–4, both stopped by the COVID session end), workforce readiness (H4060, 2023, House 108–2), skills-based hiring (S859, 2024, Senate 42–0; refiled 2025 as H3479 and S272, first committee), and the apprenticeship hiring credit for formerly incarcerated people and veterans (H3348, 2022, House 106–0, died in Senate Finance). Much of the working machinery lives in one-year budget provisos: the lead-apprenticeship-agency rule, critical-workforce-needs funding, and WINS lottery funding.</w:t>
+      </w:r>
+    </w:p>
+    <w:p>
+      <w:pPr>
+        <w:widowControl/>
+        <w:spacing w:before="84" w:after="36" w:lineRule="auto" w:line="254"/>
+      </w:pPr>
+      <w:r>
+        <w:rPr>
+          <w:rFonts w:ascii="Arial" w:hAnsi="Arial" w:cs="Arial" w:eastAsia="Arial"/>
+          <w:b/>
+          <w:color w:val="C0392B"/>
+          <w:sz w:val="25"/>
+          <w:spacing w:val="20"/>
+        </w:rPr>
+        <w:t>REWARDING A LIVING WAGE THROUGH THE TAX CODE [P-EMPLOYER-LIVING-WAGE-INCENTIVES]</w:t>
+      </w:r>
+    </w:p>
+    <w:p>
+      <w:pPr>
+        <w:widowControl/>
+        <w:spacing w:before="0" w:after="49" w:lineRule="auto" w:line="247"/>
+        <w:jc w:val="both"/>
+      </w:pPr>
+      <w:r>
+        <w:rPr>
+          <w:rFonts w:ascii="Arial" w:hAnsi="Arial" w:cs="Arial" w:eastAsia="Arial"/>
+          <w:b/>
+          <w:color w:val="1A2D4F"/>
+          <w:sz w:val="20"/>
+        </w:rPr>
+        <w:t>The exact design exists as a bill; what has passed so far is the adjacent machinery.</w:t>
+      </w:r>
+      <w:r>
+        <w:rPr>
+          <w:rFonts w:ascii="Arial" w:hAnsi="Arial" w:cs="Arial" w:eastAsia="Arial"/>
+          <w:b w:val="0"/>
+          <w:color w:val="444444"/>
+          <w:sz w:val="20"/>
+        </w:rPr>
+        <w:t xml:space="preserve"> H4603, the Small Business Livable Wage Tax Credit Act (2026), would give small employers an income tax credit for paying nonexempt workers at or above a livable wage; it died in House Ways and Means without a vote when the session ended, as did H4245 (2025), which pairs tax relief for people leaving public assistance with credits for the businesses that hire and retain them. S398 (2021), which would have put job, wage, and health-care obligations on companies receiving state development subsidies, died in Senate Labor, Commerce and Industry. What does pass: the state's existing wage-linked incentives, updated inside broader tax packages with near-unanimous votes — job development credits in S901 (Act 237 of 2022, 41–0 and 91–0) and H4087 (Act 222 of 2024, 45–0 and 84–12), and the apprentice credit in S557 (Act 188 of 2024). One targeted-incentive bill got most of the way: the Redline Enterprise Zone Act (H4252, 2022) passed the House 103–2 and died in Senate Finance.</w:t>
+      </w:r>
+    </w:p>
+    <w:p>
+      <w:pPr>
+        <w:widowControl/>
+        <w:spacing w:before="84" w:after="36" w:lineRule="auto" w:line="254"/>
+      </w:pPr>
+      <w:r>
+        <w:rPr>
+          <w:rFonts w:ascii="Arial" w:hAnsi="Arial" w:cs="Arial" w:eastAsia="Arial"/>
+          <w:b/>
+          <w:color w:val="C0392B"/>
+          <w:sz w:val="25"/>
+          <w:spacing w:val="20"/>
+        </w:rPr>
+        <w:t>GLOSSARY</w:t>
+      </w:r>
+    </w:p>
+    <w:p>
+      <w:pPr>
+        <w:widowControl/>
+        <w:spacing w:before="0" w:after="60" w:lineRule="auto" w:line="252"/>
+        <w:ind w:left="200"/>
+      </w:pPr>
+      <w:r>
+        <w:rPr>
+          <w:rFonts w:ascii="Arial" w:hAnsi="Arial" w:cs="Arial" w:eastAsia="Arial"/>
+          <w:b w:val="0"/>
+          <w:color w:val="C0392B"/>
+          <w:sz w:val="20"/>
+        </w:rPr>
+        <w:t xml:space="preserve">▪  </w:t>
+      </w:r>
+      <w:r>
+        <w:rPr>
+          <w:rFonts w:ascii="Arial" w:hAnsi="Arial" w:cs="Arial" w:eastAsia="Arial"/>
+          <w:b/>
+          <w:color w:val="1A2D4F"/>
+          <w:sz w:val="20"/>
+        </w:rPr>
+        <w:t>Apprenticeship Carolina:</w:t>
+      </w:r>
+      <w:r>
+        <w:rPr>
+          <w:rFonts w:ascii="Arial" w:hAnsi="Arial" w:cs="Arial" w:eastAsia="Arial"/>
+          <w:b w:val="0"/>
+          <w:color w:val="444444"/>
+          <w:sz w:val="20"/>
+        </w:rPr>
+        <w:t xml:space="preserve"> The SC Technical College System division that recruits employers into registered apprenticeships; the budget names it the state's lead apprenticeship agency.</w:t>
+      </w:r>
+    </w:p>
+    <w:p>
+      <w:pPr>
+        <w:widowControl/>
+        <w:spacing w:before="0" w:after="60" w:lineRule="auto" w:line="252"/>
+        <w:ind w:left="200"/>
+      </w:pPr>
+      <w:r>
+        <w:rPr>
+          <w:rFonts w:ascii="Arial" w:hAnsi="Arial" w:cs="Arial" w:eastAsia="Arial"/>
+          <w:b w:val="0"/>
+          <w:color w:val="C0392B"/>
+          <w:sz w:val="20"/>
+        </w:rPr>
+        <w:t xml:space="preserve">▪  </w:t>
+      </w:r>
+      <w:r>
+        <w:rPr>
+          <w:rFonts w:ascii="Arial" w:hAnsi="Arial" w:cs="Arial" w:eastAsia="Arial"/>
+          <w:b/>
+          <w:color w:val="1A2D4F"/>
+          <w:sz w:val="20"/>
+        </w:rPr>
+        <w:t>Apprentice tax credit:</w:t>
+      </w:r>
+      <w:r>
+        <w:rPr>
+          <w:rFonts w:ascii="Arial" w:hAnsi="Arial" w:cs="Arial" w:eastAsia="Arial"/>
+          <w:b w:val="0"/>
+          <w:color w:val="444444"/>
+          <w:sz w:val="20"/>
+        </w:rPr>
+        <w:t xml:space="preserve"> A state income tax credit for employers with registered apprentices; raised and extended by S557 (Act 188 of 2024).</w:t>
+      </w:r>
+    </w:p>
+    <w:p>
+      <w:pPr>
+        <w:widowControl/>
+        <w:spacing w:before="0" w:after="60" w:lineRule="auto" w:line="252"/>
+        <w:ind w:left="200"/>
+      </w:pPr>
+      <w:r>
+        <w:rPr>
+          <w:rFonts w:ascii="Arial" w:hAnsi="Arial" w:cs="Arial" w:eastAsia="Arial"/>
+          <w:b w:val="0"/>
+          <w:color w:val="C0392B"/>
+          <w:sz w:val="20"/>
+        </w:rPr>
+        <w:t xml:space="preserve">▪  </w:t>
+      </w:r>
+      <w:r>
+        <w:rPr>
+          <w:rFonts w:ascii="Arial" w:hAnsi="Arial" w:cs="Arial" w:eastAsia="Arial"/>
+          <w:b/>
+          <w:color w:val="1A2D4F"/>
+          <w:sz w:val="20"/>
+        </w:rPr>
+        <w:t>Ban the box:</w:t>
+      </w:r>
+      <w:r>
+        <w:rPr>
+          <w:rFonts w:ascii="Arial" w:hAnsi="Arial" w:cs="Arial" w:eastAsia="Arial"/>
+          <w:b w:val="0"/>
+          <w:color w:val="444444"/>
+          <w:sz w:val="20"/>
+        </w:rPr>
+        <w:t xml:space="preserve"> Barring the state from asking about criminal history until later in hiring; filed twice (S549, S25), never voted on.</w:t>
+      </w:r>
+    </w:p>
+    <w:p>
+      <w:pPr>
+        <w:widowControl/>
+        <w:spacing w:before="0" w:after="60" w:lineRule="auto" w:line="252"/>
+        <w:ind w:left="200"/>
+      </w:pPr>
+      <w:r>
+        <w:rPr>
+          <w:rFonts w:ascii="Arial" w:hAnsi="Arial" w:cs="Arial" w:eastAsia="Arial"/>
+          <w:b w:val="0"/>
+          <w:color w:val="C0392B"/>
+          <w:sz w:val="20"/>
+        </w:rPr>
+        <w:t xml:space="preserve">▪  </w:t>
+      </w:r>
+      <w:r>
+        <w:rPr>
+          <w:rFonts w:ascii="Arial" w:hAnsi="Arial" w:cs="Arial" w:eastAsia="Arial"/>
+          <w:b/>
+          <w:color w:val="1A2D4F"/>
+          <w:sz w:val="20"/>
+        </w:rPr>
+        <w:t>Dual enrollment:</w:t>
+      </w:r>
+      <w:r>
+        <w:rPr>
+          <w:rFonts w:ascii="Arial" w:hAnsi="Arial" w:cs="Arial" w:eastAsia="Arial"/>
+          <w:b w:val="0"/>
+          <w:color w:val="444444"/>
+          <w:sz w:val="20"/>
+        </w:rPr>
+        <w:t xml:space="preserve"> High-school students taking college or technical courses for credit.</w:t>
+      </w:r>
+    </w:p>
+    <w:p>
+      <w:pPr>
+        <w:widowControl/>
+        <w:spacing w:before="0" w:after="60" w:lineRule="auto" w:line="252"/>
+        <w:ind w:left="200"/>
+      </w:pPr>
+      <w:r>
+        <w:rPr>
+          <w:rFonts w:ascii="Arial" w:hAnsi="Arial" w:cs="Arial" w:eastAsia="Arial"/>
+          <w:b w:val="0"/>
+          <w:color w:val="C0392B"/>
+          <w:sz w:val="20"/>
+        </w:rPr>
+        <w:t xml:space="preserve">▪  </w:t>
+      </w:r>
+      <w:r>
+        <w:rPr>
+          <w:rFonts w:ascii="Arial" w:hAnsi="Arial" w:cs="Arial" w:eastAsia="Arial"/>
+          <w:b/>
+          <w:color w:val="1A2D4F"/>
+          <w:sz w:val="20"/>
+        </w:rPr>
+        <w:t>Earned wage access:</w:t>
+      </w:r>
+      <w:r>
+        <w:rPr>
+          <w:rFonts w:ascii="Arial" w:hAnsi="Arial" w:cs="Arial" w:eastAsia="Arial"/>
+          <w:b w:val="0"/>
+          <w:color w:val="444444"/>
+          <w:sz w:val="20"/>
+        </w:rPr>
+        <w:t xml:space="preserve"> Services that let workers draw pay they have already earned before payday; consumer rules enacted by S700 (Act 190 of 2024).</w:t>
+      </w:r>
+    </w:p>
+    <w:p>
+      <w:pPr>
+        <w:widowControl/>
+        <w:spacing w:before="0" w:after="60" w:lineRule="auto" w:line="252"/>
+        <w:ind w:left="200"/>
+      </w:pPr>
+      <w:r>
+        <w:rPr>
+          <w:rFonts w:ascii="Arial" w:hAnsi="Arial" w:cs="Arial" w:eastAsia="Arial"/>
+          <w:b w:val="0"/>
+          <w:color w:val="C0392B"/>
+          <w:sz w:val="20"/>
+        </w:rPr>
+        <w:t xml:space="preserve">▪  </w:t>
+      </w:r>
+      <w:r>
+        <w:rPr>
+          <w:rFonts w:ascii="Arial" w:hAnsi="Arial" w:cs="Arial" w:eastAsia="Arial"/>
+          <w:b/>
+          <w:color w:val="1A2D4F"/>
+          <w:sz w:val="20"/>
+        </w:rPr>
+        <w:t>Employment First:</w:t>
+      </w:r>
+      <w:r>
+        <w:rPr>
+          <w:rFonts w:ascii="Arial" w:hAnsi="Arial" w:cs="Arial" w:eastAsia="Arial"/>
+          <w:b w:val="0"/>
+          <w:color w:val="444444"/>
+          <w:sz w:val="20"/>
+        </w:rPr>
+        <w:t xml:space="preserve"> State policy favoring competitive, integrated employment for people with disabilities; enacted inside S533.</w:t>
+      </w:r>
+    </w:p>
+    <w:p>
+      <w:pPr>
+        <w:widowControl/>
+        <w:spacing w:before="0" w:after="60" w:lineRule="auto" w:line="252"/>
+        <w:ind w:left="200"/>
+      </w:pPr>
+      <w:r>
+        <w:rPr>
+          <w:rFonts w:ascii="Arial" w:hAnsi="Arial" w:cs="Arial" w:eastAsia="Arial"/>
+          <w:b w:val="0"/>
+          <w:color w:val="C0392B"/>
+          <w:sz w:val="20"/>
+        </w:rPr>
+        <w:t xml:space="preserve">▪  </w:t>
+      </w:r>
+      <w:r>
+        <w:rPr>
+          <w:rFonts w:ascii="Arial" w:hAnsi="Arial" w:cs="Arial" w:eastAsia="Arial"/>
+          <w:b/>
+          <w:color w:val="1A2D4F"/>
+          <w:sz w:val="20"/>
+        </w:rPr>
+        <w:t>Federal minimum wage / FLSA:</w:t>
+      </w:r>
+      <w:r>
+        <w:rPr>
+          <w:rFonts w:ascii="Arial" w:hAnsi="Arial" w:cs="Arial" w:eastAsia="Arial"/>
+          <w:b w:val="0"/>
+          <w:color w:val="444444"/>
+          <w:sz w:val="20"/>
+        </w:rPr>
+        <w:t xml:space="preserve"> The $7.25-an-hour federal floor under the Fair Labor Standards Act — the wage law that actually binds in South Carolina, which has no state minimum. The FLSA also allows a $4.25 youth training wage for a worker's first 90 days.</w:t>
+      </w:r>
+    </w:p>
+    <w:p>
+      <w:pPr>
+        <w:widowControl/>
+        <w:spacing w:before="0" w:after="60" w:lineRule="auto" w:line="252"/>
+        <w:ind w:left="200"/>
+      </w:pPr>
+      <w:r>
+        <w:rPr>
+          <w:rFonts w:ascii="Arial" w:hAnsi="Arial" w:cs="Arial" w:eastAsia="Arial"/>
+          <w:b w:val="0"/>
+          <w:color w:val="C0392B"/>
+          <w:sz w:val="20"/>
+        </w:rPr>
+        <w:t xml:space="preserve">▪  </w:t>
+      </w:r>
+      <w:r>
+        <w:rPr>
+          <w:rFonts w:ascii="Arial" w:hAnsi="Arial" w:cs="Arial" w:eastAsia="Arial"/>
+          <w:b/>
+          <w:color w:val="1A2D4F"/>
+          <w:sz w:val="20"/>
+        </w:rPr>
+        <w:t>Job development credits:</w:t>
+      </w:r>
+      <w:r>
+        <w:rPr>
+          <w:rFonts w:ascii="Arial" w:hAnsi="Arial" w:cs="Arial" w:eastAsia="Arial"/>
+          <w:b w:val="0"/>
+          <w:color w:val="444444"/>
+          <w:sz w:val="20"/>
+        </w:rPr>
+        <w:t xml:space="preserve"> The state's existing wage-linked hiring incentive — approved companies keep part of employee withholding, with the amount keyed to wage levels.</w:t>
+      </w:r>
+    </w:p>
+    <w:p>
+      <w:pPr>
+        <w:widowControl/>
+        <w:spacing w:before="0" w:after="60" w:lineRule="auto" w:line="252"/>
+        <w:ind w:left="200"/>
+      </w:pPr>
+      <w:r>
+        <w:rPr>
+          <w:rFonts w:ascii="Arial" w:hAnsi="Arial" w:cs="Arial" w:eastAsia="Arial"/>
+          <w:b w:val="0"/>
+          <w:color w:val="C0392B"/>
+          <w:sz w:val="20"/>
+        </w:rPr>
+        <w:t xml:space="preserve">▪  </w:t>
+      </w:r>
+      <w:r>
+        <w:rPr>
+          <w:rFonts w:ascii="Arial" w:hAnsi="Arial" w:cs="Arial" w:eastAsia="Arial"/>
+          <w:b/>
+          <w:color w:val="1A2D4F"/>
+          <w:sz w:val="20"/>
+        </w:rPr>
+        <w:t>Livable (living) wage:</w:t>
+      </w:r>
+      <w:r>
+        <w:rPr>
+          <w:rFonts w:ascii="Arial" w:hAnsi="Arial" w:cs="Arial" w:eastAsia="Arial"/>
+          <w:b w:val="0"/>
+          <w:color w:val="444444"/>
+          <w:sz w:val="20"/>
+        </w:rPr>
+        <w:t xml:space="preserve"> Pay high enough to cover basic living costs; H4603 would define it for a small-business tax credit.</w:t>
+      </w:r>
+    </w:p>
+    <w:p>
+      <w:pPr>
+        <w:widowControl/>
+        <w:spacing w:before="0" w:after="60" w:lineRule="auto" w:line="252"/>
+        <w:ind w:left="200"/>
+      </w:pPr>
+      <w:r>
+        <w:rPr>
+          <w:rFonts w:ascii="Arial" w:hAnsi="Arial" w:cs="Arial" w:eastAsia="Arial"/>
+          <w:b w:val="0"/>
+          <w:color w:val="C0392B"/>
+          <w:sz w:val="20"/>
+        </w:rPr>
+        <w:t xml:space="preserve">▪  </w:t>
+      </w:r>
+      <w:r>
+        <w:rPr>
+          <w:rFonts w:ascii="Arial" w:hAnsi="Arial" w:cs="Arial" w:eastAsia="Arial"/>
+          <w:b/>
+          <w:color w:val="1A2D4F"/>
+          <w:sz w:val="20"/>
+        </w:rPr>
+        <w:t>Local preemption:</w:t>
+      </w:r>
+      <w:r>
+        <w:rPr>
+          <w:rFonts w:ascii="Arial" w:hAnsi="Arial" w:cs="Arial" w:eastAsia="Arial"/>
+          <w:b w:val="0"/>
+          <w:color w:val="444444"/>
+          <w:sz w:val="20"/>
+        </w:rPr>
+        <w:t xml:space="preserve"> State law bars cities and counties from setting their own minimum wage; several filed bills would have repealed this.</w:t>
+      </w:r>
+    </w:p>
+    <w:p>
+      <w:pPr>
+        <w:widowControl/>
+        <w:spacing w:before="0" w:after="60" w:lineRule="auto" w:line="252"/>
+        <w:ind w:left="200"/>
+      </w:pPr>
+      <w:r>
+        <w:rPr>
+          <w:rFonts w:ascii="Arial" w:hAnsi="Arial" w:cs="Arial" w:eastAsia="Arial"/>
+          <w:b w:val="0"/>
+          <w:color w:val="C0392B"/>
+          <w:sz w:val="20"/>
+        </w:rPr>
+        <w:t xml:space="preserve">▪  </w:t>
+      </w:r>
+      <w:r>
+        <w:rPr>
+          <w:rFonts w:ascii="Arial" w:hAnsi="Arial" w:cs="Arial" w:eastAsia="Arial"/>
+          <w:b/>
+          <w:color w:val="1A2D4F"/>
+          <w:sz w:val="20"/>
+        </w:rPr>
+        <w:t>Proviso / Part IB:</w:t>
+      </w:r>
+      <w:r>
+        <w:rPr>
+          <w:rFonts w:ascii="Arial" w:hAnsi="Arial" w:cs="Arial" w:eastAsia="Arial"/>
+          <w:b w:val="0"/>
+          <w:color w:val="444444"/>
+          <w:sz w:val="20"/>
+        </w:rPr>
+        <w:t xml:space="preserve"> A one-year policy rule enacted inside the annual state budget bill; Part IB is the budget section that carries them. Votes attach to the whole budget bill, never one proviso.</w:t>
+      </w:r>
+    </w:p>
+    <w:p>
+      <w:pPr>
+        <w:widowControl/>
+        <w:spacing w:before="0" w:after="60" w:lineRule="auto" w:line="252"/>
+        <w:ind w:left="200"/>
+      </w:pPr>
+      <w:r>
+        <w:rPr>
+          <w:rFonts w:ascii="Arial" w:hAnsi="Arial" w:cs="Arial" w:eastAsia="Arial"/>
+          <w:b w:val="0"/>
+          <w:color w:val="C0392B"/>
+          <w:sz w:val="20"/>
+        </w:rPr>
+        <w:t xml:space="preserve">▪  </w:t>
+      </w:r>
+      <w:r>
+        <w:rPr>
+          <w:rFonts w:ascii="Arial" w:hAnsi="Arial" w:cs="Arial" w:eastAsia="Arial"/>
+          <w:b/>
+          <w:color w:val="1A2D4F"/>
+          <w:sz w:val="20"/>
+        </w:rPr>
+        <w:t>Registered apprenticeship:</w:t>
+      </w:r>
+      <w:r>
+        <w:rPr>
+          <w:rFonts w:ascii="Arial" w:hAnsi="Arial" w:cs="Arial" w:eastAsia="Arial"/>
+          <w:b w:val="0"/>
+          <w:color w:val="444444"/>
+          <w:sz w:val="20"/>
+        </w:rPr>
+        <w:t xml:space="preserve"> An apprenticeship registered with the U.S. Department of Labor — paid work plus structured training.</w:t>
+      </w:r>
+    </w:p>
+    <w:p>
+      <w:pPr>
+        <w:widowControl/>
+        <w:spacing w:before="0" w:after="60" w:lineRule="auto" w:line="252"/>
+        <w:ind w:left="200"/>
+      </w:pPr>
+      <w:r>
+        <w:rPr>
+          <w:rFonts w:ascii="Arial" w:hAnsi="Arial" w:cs="Arial" w:eastAsia="Arial"/>
+          <w:b w:val="0"/>
+          <w:color w:val="C0392B"/>
+          <w:sz w:val="20"/>
+        </w:rPr>
+        <w:t xml:space="preserve">▪  </w:t>
+      </w:r>
+      <w:r>
+        <w:rPr>
+          <w:rFonts w:ascii="Arial" w:hAnsi="Arial" w:cs="Arial" w:eastAsia="Arial"/>
+          <w:b/>
+          <w:color w:val="1A2D4F"/>
+          <w:sz w:val="20"/>
+        </w:rPr>
+        <w:t>SC WINS:</w:t>
+      </w:r>
+      <w:r>
+        <w:rPr>
+          <w:rFonts w:ascii="Arial" w:hAnsi="Arial" w:cs="Arial" w:eastAsia="Arial"/>
+          <w:b w:val="0"/>
+          <w:color w:val="444444"/>
+          <w:sz w:val="20"/>
+        </w:rPr>
+        <w:t xml:space="preserve"> The South Carolina Workforce Industry Needs Scholarship for technical college students in high-demand fields; created in statute by H3144, funded each year by lottery provisos ($17M–$93.7M).</w:t>
+      </w:r>
+    </w:p>
+    <w:p>
+      <w:pPr>
+        <w:widowControl/>
+        <w:spacing w:before="0" w:after="60" w:lineRule="auto" w:line="252"/>
+        <w:ind w:left="200"/>
+      </w:pPr>
+      <w:r>
+        <w:rPr>
+          <w:rFonts w:ascii="Arial" w:hAnsi="Arial" w:cs="Arial" w:eastAsia="Arial"/>
+          <w:b w:val="0"/>
+          <w:color w:val="C0392B"/>
+          <w:sz w:val="20"/>
+        </w:rPr>
+        <w:t xml:space="preserve">▪  </w:t>
+      </w:r>
+      <w:r>
+        <w:rPr>
+          <w:rFonts w:ascii="Arial" w:hAnsi="Arial" w:cs="Arial" w:eastAsia="Arial"/>
+          <w:b/>
+          <w:color w:val="1A2D4F"/>
+          <w:sz w:val="20"/>
+        </w:rPr>
+        <w:t>Skills-based hiring:</w:t>
+      </w:r>
+      <w:r>
+        <w:rPr>
+          <w:rFonts w:ascii="Arial" w:hAnsi="Arial" w:cs="Arial" w:eastAsia="Arial"/>
+          <w:b w:val="0"/>
+          <w:color w:val="444444"/>
+          <w:sz w:val="20"/>
+        </w:rPr>
+        <w:t xml:space="preserve"> Filling state jobs based on skills and experience rather than degree requirements; passed the Senate 42–0 in 2024, not yet law.</w:t>
+      </w:r>
+    </w:p>
+    <w:p>
+      <w:pPr>
+        <w:widowControl/>
+        <w:spacing w:before="0" w:after="60" w:lineRule="auto" w:line="252"/>
+        <w:ind w:left="200"/>
+      </w:pPr>
+      <w:r>
+        <w:rPr>
+          <w:rFonts w:ascii="Arial" w:hAnsi="Arial" w:cs="Arial" w:eastAsia="Arial"/>
+          <w:b w:val="0"/>
+          <w:color w:val="C0392B"/>
+          <w:sz w:val="20"/>
+        </w:rPr>
+        <w:t xml:space="preserve">▪  </w:t>
+      </w:r>
+      <w:r>
+        <w:rPr>
+          <w:rFonts w:ascii="Arial" w:hAnsi="Arial" w:cs="Arial" w:eastAsia="Arial"/>
+          <w:b/>
+          <w:color w:val="1A2D4F"/>
+          <w:sz w:val="20"/>
+        </w:rPr>
+        <w:t>Subminimum wage:</w:t>
+      </w:r>
+      <w:r>
+        <w:rPr>
+          <w:rFonts w:ascii="Arial" w:hAnsi="Arial" w:cs="Arial" w:eastAsia="Arial"/>
+          <w:b w:val="0"/>
+          <w:color w:val="444444"/>
+          <w:sz w:val="20"/>
+        </w:rPr>
+        <w:t xml:space="preserve"> Pay below the minimum wage under a federal certificate, historically allowed for workers with disabilities; banned in South Carolina by S533 (Act 209 of 2022).</w:t>
+      </w:r>
+    </w:p>
+    <w:p>
+      <w:pPr>
+        <w:widowControl/>
+        <w:spacing w:before="0" w:after="60" w:lineRule="auto" w:line="252"/>
+        <w:ind w:left="200"/>
+      </w:pPr>
+      <w:r>
+        <w:rPr>
+          <w:rFonts w:ascii="Arial" w:hAnsi="Arial" w:cs="Arial" w:eastAsia="Arial"/>
+          <w:b w:val="0"/>
+          <w:color w:val="C0392B"/>
+          <w:sz w:val="20"/>
+        </w:rPr>
+        <w:t xml:space="preserve">▪  </w:t>
+      </w:r>
+      <w:r>
+        <w:rPr>
+          <w:rFonts w:ascii="Arial" w:hAnsi="Arial" w:cs="Arial" w:eastAsia="Arial"/>
+          <w:b/>
+          <w:color w:val="1A2D4F"/>
+          <w:sz w:val="20"/>
+        </w:rPr>
+        <w:t>Technical college system:</w:t>
+      </w:r>
+      <w:r>
+        <w:rPr>
+          <w:rFonts w:ascii="Arial" w:hAnsi="Arial" w:cs="Arial" w:eastAsia="Arial"/>
+          <w:b w:val="0"/>
+          <w:color w:val="444444"/>
+          <w:sz w:val="20"/>
+        </w:rPr>
+        <w:t xml:space="preserve"> The state's 16 two-year colleges, governed by the State Board for Technical and Comprehensive Education (TEC in proviso citations).</w:t>
+      </w:r>
+    </w:p>
+    <w:p>
+      <w:pPr>
+        <w:widowControl/>
+        <w:spacing w:before="0" w:after="60" w:lineRule="auto" w:line="252"/>
+        <w:ind w:left="200"/>
+      </w:pPr>
+      <w:r>
+        <w:rPr>
+          <w:rFonts w:ascii="Arial" w:hAnsi="Arial" w:cs="Arial" w:eastAsia="Arial"/>
+          <w:b w:val="0"/>
+          <w:color w:val="C0392B"/>
+          <w:sz w:val="20"/>
+        </w:rPr>
+        <w:t xml:space="preserve">▪  </w:t>
+      </w:r>
+      <w:r>
+        <w:rPr>
+          <w:rFonts w:ascii="Arial" w:hAnsi="Arial" w:cs="Arial" w:eastAsia="Arial"/>
+          <w:b/>
+          <w:color w:val="1A2D4F"/>
+          <w:sz w:val="20"/>
+        </w:rPr>
+        <w:t>Wage board:</w:t>
+      </w:r>
+      <w:r>
+        <w:rPr>
+          <w:rFonts w:ascii="Arial" w:hAnsi="Arial" w:cs="Arial" w:eastAsia="Arial"/>
+          <w:b w:val="0"/>
+          <w:color w:val="444444"/>
+          <w:sz w:val="20"/>
+        </w:rPr>
+        <w:t xml:space="preserve"> A panel that sets minimum pay rates occupation by occupation; proposed by H3735 (2025), which died in its first committee.</w:t>
+      </w:r>
+    </w:p>
+    <w:p>
+      <w:pPr>
+        <w:widowControl/>
+        <w:spacing w:before="0" w:after="60" w:lineRule="auto" w:line="252"/>
+        <w:ind w:left="200"/>
+      </w:pPr>
+      <w:r>
+        <w:rPr>
+          <w:rFonts w:ascii="Arial" w:hAnsi="Arial" w:cs="Arial" w:eastAsia="Arial"/>
+          <w:b w:val="0"/>
+          <w:color w:val="C0392B"/>
+          <w:sz w:val="20"/>
+        </w:rPr>
+        <w:t xml:space="preserve">▪  </w:t>
+      </w:r>
+      <w:r>
+        <w:rPr>
+          <w:rFonts w:ascii="Arial" w:hAnsi="Arial" w:cs="Arial" w:eastAsia="Arial"/>
+          <w:b/>
+          <w:color w:val="1A2D4F"/>
+          <w:sz w:val="20"/>
+        </w:rPr>
+        <w:t>Workforce development / DEW:</w:t>
+      </w:r>
+      <w:r>
+        <w:rPr>
+          <w:rFonts w:ascii="Arial" w:hAnsi="Arial" w:cs="Arial" w:eastAsia="Arial"/>
+          <w:b w:val="0"/>
+          <w:color w:val="444444"/>
+          <w:sz w:val="20"/>
+        </w:rPr>
+        <w:t xml:space="preserve"> Programs moving people into better-paying jobs; the Department of Employment and Workforce runs unemployment insurance and workforce services, and H3726 created a statewide workforce-development office and plan.</w:t>
+      </w:r>
+    </w:p>
+    <w:p>
+      <w:pPr>
+        <w:widowControl/>
+        <w:spacing w:before="84" w:after="36" w:lineRule="auto" w:line="254"/>
+      </w:pPr>
+      <w:r>
+        <w:rPr>
+          <w:rFonts w:ascii="Arial" w:hAnsi="Arial" w:cs="Arial" w:eastAsia="Arial"/>
+          <w:b/>
+          <w:color w:val="C0392B"/>
+          <w:sz w:val="25"/>
+          <w:spacing w:val="20"/>
+        </w:rPr>
+        <w:t>LEGISLATIVE PROCESS GLOSSARY</w:t>
+      </w:r>
+    </w:p>
+    <w:p>
+      <w:pPr>
+        <w:widowControl/>
+        <w:spacing w:before="0" w:after="60" w:lineRule="auto" w:line="252"/>
+        <w:ind w:left="200"/>
+      </w:pPr>
+      <w:r>
+        <w:rPr>
+          <w:rFonts w:ascii="Arial" w:hAnsi="Arial" w:cs="Arial" w:eastAsia="Arial"/>
+          <w:b w:val="0"/>
+          <w:color w:val="C0392B"/>
+          <w:sz w:val="20"/>
+        </w:rPr>
+        <w:t xml:space="preserve">▪  </w:t>
+      </w:r>
+      <w:r>
+        <w:rPr>
+          <w:rFonts w:ascii="Arial" w:hAnsi="Arial" w:cs="Arial" w:eastAsia="Arial"/>
+          <w:b/>
+          <w:color w:val="1A2D4F"/>
+          <w:sz w:val="20"/>
+        </w:rPr>
+        <w:t>H / S bill numbers:</w:t>
+      </w:r>
+      <w:r>
+        <w:rPr>
+          <w:rFonts w:ascii="Arial" w:hAnsi="Arial" w:cs="Arial" w:eastAsia="Arial"/>
+          <w:b w:val="0"/>
+          <w:color w:val="444444"/>
+          <w:sz w:val="20"/>
+        </w:rPr>
+        <w:t xml:space="preserve"> The chamber a bill started in (House or Senate) plus its number. Numbering restarts every two-year General Assembly, so the same number in different sessions is a different bill.</w:t>
+      </w:r>
+    </w:p>
+    <w:p>
+      <w:pPr>
+        <w:widowControl/>
+        <w:spacing w:before="0" w:after="60" w:lineRule="auto" w:line="252"/>
+        <w:ind w:left="200"/>
+      </w:pPr>
+      <w:r>
+        <w:rPr>
+          <w:rFonts w:ascii="Arial" w:hAnsi="Arial" w:cs="Arial" w:eastAsia="Arial"/>
+          <w:b w:val="0"/>
+          <w:color w:val="C0392B"/>
+          <w:sz w:val="20"/>
+        </w:rPr>
+        <w:t xml:space="preserve">▪  </w:t>
+      </w:r>
+      <w:r>
+        <w:rPr>
+          <w:rFonts w:ascii="Arial" w:hAnsi="Arial" w:cs="Arial" w:eastAsia="Arial"/>
+          <w:b/>
+          <w:color w:val="1A2D4F"/>
+          <w:sz w:val="20"/>
+        </w:rPr>
+        <w:t>General Assembly / session:</w:t>
+      </w:r>
+      <w:r>
+        <w:rPr>
+          <w:rFonts w:ascii="Arial" w:hAnsi="Arial" w:cs="Arial" w:eastAsia="Arial"/>
+          <w:b w:val="0"/>
+          <w:color w:val="444444"/>
+          <w:sz w:val="20"/>
+        </w:rPr>
+        <w:t xml:space="preserve"> The legislature elected for two years — the 123rd (2019–2020) through the 126th (2025–2026) appear in this brief. It meets each January; a bill filed in the first year stays alive into the second, and everything unpassed dies when the second year ends.</w:t>
+      </w:r>
+    </w:p>
+    <w:p>
+      <w:pPr>
+        <w:widowControl/>
+        <w:spacing w:before="0" w:after="60" w:lineRule="auto" w:line="252"/>
+        <w:ind w:left="200"/>
+      </w:pPr>
+      <w:r>
+        <w:rPr>
+          <w:rFonts w:ascii="Arial" w:hAnsi="Arial" w:cs="Arial" w:eastAsia="Arial"/>
+          <w:b w:val="0"/>
+          <w:color w:val="C0392B"/>
+          <w:sz w:val="20"/>
+        </w:rPr>
+        <w:t xml:space="preserve">▪  </w:t>
+      </w:r>
+      <w:r>
+        <w:rPr>
+          <w:rFonts w:ascii="Arial" w:hAnsi="Arial" w:cs="Arial" w:eastAsia="Arial"/>
+          <w:b/>
+          <w:color w:val="1A2D4F"/>
+          <w:sz w:val="20"/>
+        </w:rPr>
+        <w:t>Prefiled:</w:t>
+      </w:r>
+      <w:r>
+        <w:rPr>
+          <w:rFonts w:ascii="Arial" w:hAnsi="Arial" w:cs="Arial" w:eastAsia="Arial"/>
+          <w:b w:val="0"/>
+          <w:color w:val="444444"/>
+          <w:sz w:val="20"/>
+        </w:rPr>
+        <w:t xml:space="preserve"> Filed in the weeks before the January session begins.</w:t>
+      </w:r>
+    </w:p>
+    <w:p>
+      <w:pPr>
+        <w:widowControl/>
+        <w:spacing w:before="0" w:after="60" w:lineRule="auto" w:line="252"/>
+        <w:ind w:left="200"/>
+      </w:pPr>
+      <w:r>
+        <w:rPr>
+          <w:rFonts w:ascii="Arial" w:hAnsi="Arial" w:cs="Arial" w:eastAsia="Arial"/>
+          <w:b w:val="0"/>
+          <w:color w:val="C0392B"/>
+          <w:sz w:val="20"/>
+        </w:rPr>
+        <w:t xml:space="preserve">▪  </w:t>
+      </w:r>
+      <w:r>
+        <w:rPr>
+          <w:rFonts w:ascii="Arial" w:hAnsi="Arial" w:cs="Arial" w:eastAsia="Arial"/>
+          <w:b/>
+          <w:color w:val="1A2D4F"/>
+          <w:sz w:val="20"/>
+        </w:rPr>
+        <w:t>First committee:</w:t>
+      </w:r>
+      <w:r>
+        <w:rPr>
+          <w:rFonts w:ascii="Arial" w:hAnsi="Arial" w:cs="Arial" w:eastAsia="Arial"/>
+          <w:b w:val="0"/>
+          <w:color w:val="444444"/>
+          <w:sz w:val="20"/>
+        </w:rPr>
+        <w:t xml:space="preserve"> The committee a bill is sent to after introduction. Most bills that fail die there, with no further action recorded.</w:t>
+      </w:r>
+    </w:p>
+    <w:p>
+      <w:pPr>
+        <w:widowControl/>
+        <w:spacing w:before="0" w:after="60" w:lineRule="auto" w:line="252"/>
+        <w:ind w:left="200"/>
+      </w:pPr>
+      <w:r>
+        <w:rPr>
+          <w:rFonts w:ascii="Arial" w:hAnsi="Arial" w:cs="Arial" w:eastAsia="Arial"/>
+          <w:b w:val="0"/>
+          <w:color w:val="C0392B"/>
+          <w:sz w:val="20"/>
+        </w:rPr>
+        <w:t xml:space="preserve">▪  </w:t>
+      </w:r>
+      <w:r>
+        <w:rPr>
+          <w:rFonts w:ascii="Arial" w:hAnsi="Arial" w:cs="Arial" w:eastAsia="Arial"/>
+          <w:b/>
+          <w:color w:val="1A2D4F"/>
+          <w:sz w:val="20"/>
+        </w:rPr>
+        <w:t>Committee report:</w:t>
+      </w:r>
+      <w:r>
+        <w:rPr>
+          <w:rFonts w:ascii="Arial" w:hAnsi="Arial" w:cs="Arial" w:eastAsia="Arial"/>
+          <w:b w:val="0"/>
+          <w:color w:val="444444"/>
+          <w:sz w:val="20"/>
+        </w:rPr>
+        <w:t xml:space="preserve"> The committee's published outcome — "Favorable" or "Favorable with amendment." South Carolina publishes these outcomes but never committee vote tallies, so no committee vote counts exist.</w:t>
+      </w:r>
+    </w:p>
+    <w:p>
+      <w:pPr>
+        <w:widowControl/>
+        <w:spacing w:before="0" w:after="60" w:lineRule="auto" w:line="252"/>
+        <w:ind w:left="200"/>
+      </w:pPr>
+      <w:r>
+        <w:rPr>
+          <w:rFonts w:ascii="Arial" w:hAnsi="Arial" w:cs="Arial" w:eastAsia="Arial"/>
+          <w:b w:val="0"/>
+          <w:color w:val="C0392B"/>
+          <w:sz w:val="20"/>
+        </w:rPr>
+        <w:t xml:space="preserve">▪  </w:t>
+      </w:r>
+      <w:r>
+        <w:rPr>
+          <w:rFonts w:ascii="Arial" w:hAnsi="Arial" w:cs="Arial" w:eastAsia="Arial"/>
+          <w:b/>
+          <w:color w:val="1A2D4F"/>
+          <w:sz w:val="20"/>
+        </w:rPr>
+        <w:t>Readings:</w:t>
+      </w:r>
+      <w:r>
+        <w:rPr>
+          <w:rFonts w:ascii="Arial" w:hAnsi="Arial" w:cs="Arial" w:eastAsia="Arial"/>
+          <w:b w:val="0"/>
+          <w:color w:val="444444"/>
+          <w:sz w:val="20"/>
+        </w:rPr>
+        <w:t xml:space="preserve"> A bill passes a chamber through three readings; the recorded roll calls in this brief attach to second or third reading, or to "Passage of Bill."</w:t>
+      </w:r>
+    </w:p>
+    <w:p>
+      <w:pPr>
+        <w:widowControl/>
+        <w:spacing w:before="0" w:after="60" w:lineRule="auto" w:line="252"/>
+        <w:ind w:left="200"/>
+      </w:pPr>
+      <w:r>
+        <w:rPr>
+          <w:rFonts w:ascii="Arial" w:hAnsi="Arial" w:cs="Arial" w:eastAsia="Arial"/>
+          <w:b w:val="0"/>
+          <w:color w:val="C0392B"/>
+          <w:sz w:val="20"/>
+        </w:rPr>
+        <w:t xml:space="preserve">▪  </w:t>
+      </w:r>
+      <w:r>
+        <w:rPr>
+          <w:rFonts w:ascii="Arial" w:hAnsi="Arial" w:cs="Arial" w:eastAsia="Arial"/>
+          <w:b/>
+          <w:color w:val="1A2D4F"/>
+          <w:sz w:val="20"/>
+        </w:rPr>
+        <w:t>Roll call / vote pairs (e.g. 105–1 and 40–0):</w:t>
+      </w:r>
+      <w:r>
+        <w:rPr>
+          <w:rFonts w:ascii="Arial" w:hAnsi="Arial" w:cs="Arial" w:eastAsia="Arial"/>
+          <w:b w:val="0"/>
+          <w:color w:val="444444"/>
+          <w:sz w:val="20"/>
+        </w:rPr>
+        <w:t xml:space="preserve"> Yes–no floor tallies, one per chamber. The House has 124 members and the Senate 46; totals below those figures reflect absences.</w:t>
+      </w:r>
+    </w:p>
+    <w:p>
+      <w:pPr>
+        <w:widowControl/>
+        <w:spacing w:before="0" w:after="60" w:lineRule="auto" w:line="252"/>
+        <w:ind w:left="200"/>
+      </w:pPr>
+      <w:r>
+        <w:rPr>
+          <w:rFonts w:ascii="Arial" w:hAnsi="Arial" w:cs="Arial" w:eastAsia="Arial"/>
+          <w:b w:val="0"/>
+          <w:color w:val="C0392B"/>
+          <w:sz w:val="20"/>
+        </w:rPr>
+        <w:t xml:space="preserve">▪  </w:t>
+      </w:r>
+      <w:r>
+        <w:rPr>
+          <w:rFonts w:ascii="Arial" w:hAnsi="Arial" w:cs="Arial" w:eastAsia="Arial"/>
+          <w:b/>
+          <w:color w:val="1A2D4F"/>
+          <w:sz w:val="20"/>
+        </w:rPr>
+        <w:t>Second chamber:</w:t>
+      </w:r>
+      <w:r>
+        <w:rPr>
+          <w:rFonts w:ascii="Arial" w:hAnsi="Arial" w:cs="Arial" w:eastAsia="Arial"/>
+          <w:b w:val="0"/>
+          <w:color w:val="444444"/>
+          <w:sz w:val="20"/>
+        </w:rPr>
+        <w:t xml:space="preserve"> After passing its own chamber, a bill repeats the whole process — committee, then floor — in the other one. In this record, that second committee stop is where most advanced bills die.</w:t>
+      </w:r>
+    </w:p>
+    <w:p>
+      <w:pPr>
+        <w:widowControl/>
+        <w:spacing w:before="0" w:after="60" w:lineRule="auto" w:line="252"/>
+        <w:ind w:left="200"/>
+      </w:pPr>
+      <w:r>
+        <w:rPr>
+          <w:rFonts w:ascii="Arial" w:hAnsi="Arial" w:cs="Arial" w:eastAsia="Arial"/>
+          <w:b w:val="0"/>
+          <w:color w:val="C0392B"/>
+          <w:sz w:val="20"/>
+        </w:rPr>
+        <w:t xml:space="preserve">▪  </w:t>
+      </w:r>
+      <w:r>
+        <w:rPr>
+          <w:rFonts w:ascii="Arial" w:hAnsi="Arial" w:cs="Arial" w:eastAsia="Arial"/>
+          <w:b/>
+          <w:color w:val="1A2D4F"/>
+          <w:sz w:val="20"/>
+        </w:rPr>
+        <w:t>Conference committee:</w:t>
+      </w:r>
+      <w:r>
+        <w:rPr>
+          <w:rFonts w:ascii="Arial" w:hAnsi="Arial" w:cs="Arial" w:eastAsia="Arial"/>
+          <w:b w:val="0"/>
+          <w:color w:val="444444"/>
+          <w:sz w:val="20"/>
+        </w:rPr>
+        <w:t xml:space="preserve"> Negotiators from both chambers who reconcile differing versions; a bill can die there if the session ends first (H3244, 2021).</w:t>
+      </w:r>
+    </w:p>
+    <w:p>
+      <w:pPr>
+        <w:widowControl/>
+        <w:spacing w:before="0" w:after="60" w:lineRule="auto" w:line="252"/>
+        <w:ind w:left="200"/>
+      </w:pPr>
+      <w:r>
+        <w:rPr>
+          <w:rFonts w:ascii="Arial" w:hAnsi="Arial" w:cs="Arial" w:eastAsia="Arial"/>
+          <w:b w:val="0"/>
+          <w:color w:val="C0392B"/>
+          <w:sz w:val="20"/>
+        </w:rPr>
+        <w:t xml:space="preserve">▪  </w:t>
+      </w:r>
+      <w:r>
+        <w:rPr>
+          <w:rFonts w:ascii="Arial" w:hAnsi="Arial" w:cs="Arial" w:eastAsia="Arial"/>
+          <w:b/>
+          <w:color w:val="1A2D4F"/>
+          <w:sz w:val="20"/>
+        </w:rPr>
+        <w:t>Ratified / R number:</w:t>
+      </w:r>
+      <w:r>
+        <w:rPr>
+          <w:rFonts w:ascii="Arial" w:hAnsi="Arial" w:cs="Arial" w:eastAsia="Arial"/>
+          <w:b w:val="0"/>
+          <w:color w:val="444444"/>
+          <w:sz w:val="20"/>
+        </w:rPr>
+        <w:t xml:space="preserve"> After both chambers pass identical text, the bill is ratified and numbered (R185) before going to the governor.</w:t>
+      </w:r>
+    </w:p>
+    <w:p>
+      <w:pPr>
+        <w:widowControl/>
+        <w:spacing w:before="0" w:after="60" w:lineRule="auto" w:line="252"/>
+        <w:ind w:left="200"/>
+      </w:pPr>
+      <w:r>
+        <w:rPr>
+          <w:rFonts w:ascii="Arial" w:hAnsi="Arial" w:cs="Arial" w:eastAsia="Arial"/>
+          <w:b w:val="0"/>
+          <w:color w:val="C0392B"/>
+          <w:sz w:val="20"/>
+        </w:rPr>
+        <w:t xml:space="preserve">▪  </w:t>
+      </w:r>
+      <w:r>
+        <w:rPr>
+          <w:rFonts w:ascii="Arial" w:hAnsi="Arial" w:cs="Arial" w:eastAsia="Arial"/>
+          <w:b/>
+          <w:color w:val="1A2D4F"/>
+          <w:sz w:val="20"/>
+        </w:rPr>
+        <w:t>Act number:</w:t>
+      </w:r>
+      <w:r>
+        <w:rPr>
+          <w:rFonts w:ascii="Arial" w:hAnsi="Arial" w:cs="Arial" w:eastAsia="Arial"/>
+          <w:b w:val="0"/>
+          <w:color w:val="444444"/>
+          <w:sz w:val="20"/>
+        </w:rPr>
+        <w:t xml:space="preserve"> A signed bill becomes a numbered act of its year — "Act 188 of 2024."</w:t>
+      </w:r>
+    </w:p>
+    <w:p>
+      <w:pPr>
+        <w:widowControl/>
+        <w:spacing w:before="0" w:after="60" w:lineRule="auto" w:line="252"/>
+        <w:ind w:left="200"/>
+      </w:pPr>
+      <w:r>
+        <w:rPr>
+          <w:rFonts w:ascii="Arial" w:hAnsi="Arial" w:cs="Arial" w:eastAsia="Arial"/>
+          <w:b w:val="0"/>
+          <w:color w:val="C0392B"/>
+          <w:sz w:val="20"/>
+        </w:rPr>
+        <w:t xml:space="preserve">▪  </w:t>
+      </w:r>
+      <w:r>
+        <w:rPr>
+          <w:rFonts w:ascii="Arial" w:hAnsi="Arial" w:cs="Arial" w:eastAsia="Arial"/>
+          <w:b/>
+          <w:color w:val="1A2D4F"/>
+          <w:sz w:val="20"/>
+        </w:rPr>
+        <w:t>Veto / override:</w:t>
+      </w:r>
+      <w:r>
+        <w:rPr>
+          <w:rFonts w:ascii="Arial" w:hAnsi="Arial" w:cs="Arial" w:eastAsia="Arial"/>
+          <w:b w:val="0"/>
+          <w:color w:val="444444"/>
+          <w:sz w:val="20"/>
+        </w:rPr>
+        <w:t xml:space="preserve"> The governor can reject a passed bill; the General Assembly can override with a two-thirds vote in each chamber. No bill in this set was vetoed.</w:t>
+      </w:r>
+    </w:p>
+    <w:p>
+      <w:pPr>
+        <w:widowControl/>
+        <w:spacing w:before="0" w:after="60" w:lineRule="auto" w:line="252"/>
+        <w:ind w:left="200"/>
+      </w:pPr>
+      <w:r>
+        <w:rPr>
+          <w:rFonts w:ascii="Arial" w:hAnsi="Arial" w:cs="Arial" w:eastAsia="Arial"/>
+          <w:b w:val="0"/>
+          <w:color w:val="C0392B"/>
+          <w:sz w:val="20"/>
+        </w:rPr>
+        <w:t xml:space="preserve">▪  </w:t>
+      </w:r>
+      <w:r>
+        <w:rPr>
+          <w:rFonts w:ascii="Arial" w:hAnsi="Arial" w:cs="Arial" w:eastAsia="Arial"/>
+          <w:b/>
+          <w:color w:val="1A2D4F"/>
+          <w:sz w:val="20"/>
+        </w:rPr>
+        <w:t>Advisory referendum:</w:t>
+      </w:r>
+      <w:r>
+        <w:rPr>
+          <w:rFonts w:ascii="Arial" w:hAnsi="Arial" w:cs="Arial" w:eastAsia="Arial"/>
+          <w:b w:val="0"/>
+          <w:color w:val="444444"/>
+          <w:sz w:val="20"/>
+        </w:rPr>
+        <w:t xml:space="preserve"> A ballot question asking voters' opinion without changing law by itself; two minimum-wage versions were filed and died in committee.</w:t>
+      </w:r>
+    </w:p>
+    <w:p>
+      <w:pPr>
+        <w:widowControl/>
+        <w:spacing w:before="0" w:after="60" w:lineRule="auto" w:line="252"/>
+        <w:ind w:left="200"/>
+      </w:pPr>
+      <w:r>
+        <w:rPr>
+          <w:rFonts w:ascii="Arial" w:hAnsi="Arial" w:cs="Arial" w:eastAsia="Arial"/>
+          <w:b w:val="0"/>
+          <w:color w:val="C0392B"/>
+          <w:sz w:val="20"/>
+        </w:rPr>
+        <w:t xml:space="preserve">▪  </w:t>
+      </w:r>
+      <w:r>
+        <w:rPr>
+          <w:rFonts w:ascii="Arial" w:hAnsi="Arial" w:cs="Arial" w:eastAsia="Arial"/>
+          <w:b/>
+          <w:color w:val="1A2D4F"/>
+          <w:sz w:val="20"/>
+        </w:rPr>
+        <w:t>Joint resolution:</w:t>
+      </w:r>
+      <w:r>
+        <w:rPr>
+          <w:rFonts w:ascii="Arial" w:hAnsi="Arial" w:cs="Arial" w:eastAsia="Arial"/>
+          <w:b w:val="0"/>
+          <w:color w:val="444444"/>
+          <w:sz w:val="20"/>
+        </w:rPr>
+        <w:t xml:space="preserve"> A measure with the force of law used for single actions — including constitutional amendments and the budget's companion measures.</w:t>
+      </w:r>
+    </w:p>
+    <w:p>
+      <w:pPr>
+        <w:widowControl/>
+        <w:spacing w:before="0" w:after="60" w:lineRule="auto" w:line="252"/>
+        <w:ind w:left="200"/>
+      </w:pPr>
+      <w:r>
+        <w:rPr>
+          <w:rFonts w:ascii="Arial" w:hAnsi="Arial" w:cs="Arial" w:eastAsia="Arial"/>
+          <w:b w:val="0"/>
+          <w:color w:val="C0392B"/>
+          <w:sz w:val="20"/>
+        </w:rPr>
+        <w:t xml:space="preserve">▪  </w:t>
+      </w:r>
+      <w:r>
+        <w:rPr>
+          <w:rFonts w:ascii="Arial" w:hAnsi="Arial" w:cs="Arial" w:eastAsia="Arial"/>
+          <w:b/>
+          <w:color w:val="1A2D4F"/>
+          <w:sz w:val="20"/>
+        </w:rPr>
+        <w:t>"Died at the session's end":</w:t>
+      </w:r>
+      <w:r>
+        <w:rPr>
+          <w:rFonts w:ascii="Arial" w:hAnsi="Arial" w:cs="Arial" w:eastAsia="Arial"/>
+          <w:b w:val="0"/>
+          <w:color w:val="444444"/>
+          <w:sz w:val="20"/>
+        </w:rPr>
+        <w:t xml:space="preserve"> The bill cleared every vote it faced but ran out of calendar — a timing stop, not a recorded "no."</w:t>
+      </w:r>
+    </w:p>
+    <w:p>
+      <w:pPr>
+        <w:widowControl/>
         <w:spacing w:before="40" w:after="0" w:lineRule="auto" w:line="254"/>
         <w:pBdr>
           <w:top w:val="single" w:sz="6" w:space="4" w:color="C8CDD6"/>
